--- a/09a7068a-ddc2-45e7-99d6-ab8904546743/antes/Laboratorio5_SeguridadInformatica_Evidencias.docx
+++ b/09a7068a-ddc2-45e7-99d6-ab8904546743/antes/Laboratorio5_SeguridadInformatica_Evidencias.docx
@@ -9,38 +9,100 @@
       </w:r>
     </w:p>
     <w:p>
-      <w:r>
-        <w:rPr>
+      <w:pPr>
+        <w:jc w:val="center"/>
+      </w:pPr>
+      <w:r>
+        <w:rPr>
+          <w:rFonts w:ascii="Arial" w:hAnsi="Arial"/>
           <w:b/>
           <w:sz w:val="32"/>
         </w:rPr>
-        <w:t>Evidencias — Laboratorio 5</w:t>
-      </w:r>
-    </w:p>
-    <w:p>
-      <w:r>
-        <w:t>Proyecto: UNA Chat. Se implementó la validación segura de URLs y la prevención de inyección de scripts. Las pruebas se ejecutaron localmente el 16 de octubre de 2026.</w:t>
-      </w:r>
-    </w:p>
-    <w:p>
-      <w:r>
-        <w:rPr>
+        <w:t>Evidencias Laboratorio 5 UNA Chat</w:t>
+      </w:r>
+    </w:p>
+    <w:p>
+      <w:pPr>
+        <w:spacing w:after="120"/>
+      </w:pPr>
+      <w:r>
+        <w:rPr>
+          <w:rFonts w:ascii="Arial" w:hAnsi="Arial"/>
+          <w:sz w:val="21"/>
+        </w:rPr>
+        <w:t>Este documento registra la corrección de la inyección de scripts, la visualización segura de imágenes y videos, y los resultados de las tres suites de prueba solicitadas para UNA Chat.</w:t>
+      </w:r>
+    </w:p>
+    <w:p>
+      <w:pPr>
+        <w:spacing w:before="240" w:after="120"/>
+      </w:pPr>
+      <w:r>
+        <w:rPr>
+          <w:rFonts w:ascii="Arial" w:hAnsi="Arial"/>
           <w:b/>
           <w:sz w:val="26"/>
         </w:rPr>
-        <w:t>Evidencia 1 — Inyección de script bloqueada</w:t>
-      </w:r>
-    </w:p>
-    <w:p>
-      <w:r>
-        <w:t>El payload &lt;script&gt;alert(...)&lt;/script&gt; se recibe como texto; no se crea una etiqueta script ni se abre un diálogo. La prueba unitaria correspondiente figura en el resultado adjunto.</w:t>
-      </w:r>
-    </w:p>
-    <w:p>
+        <w:t>Implementación técnica</w:t>
+      </w:r>
+    </w:p>
+    <w:p>
+      <w:pPr>
+        <w:spacing w:after="120"/>
+      </w:pPr>
+      <w:r>
+        <w:rPr>
+          <w:rFonts w:ascii="Arial" w:hAnsi="Arial"/>
+          <w:sz w:val="21"/>
+        </w:rPr>
+        <w:t>La librería una lib analiza cada mensaje recibido. Solo acepta URLs HTTP o HTTPS de imágenes con extensiones permitidas y enlaces válidos de YouTube. Las imágenes se crean como elementos img y los videos como iframes controlados. El texto enviado por la persona usuaria se agrega con textContent, por lo que una etiqueta script se muestra literalmente y no puede ejecutarse.</w:t>
+      </w:r>
+    </w:p>
+    <w:p>
+      <w:pPr>
+        <w:spacing w:after="120"/>
+      </w:pPr>
+      <w:r>
+        <w:rPr>
+          <w:rFonts w:ascii="Arial" w:hAnsi="Arial"/>
+          <w:sz w:val="21"/>
+        </w:rPr>
+        <w:t>La cobertura incluye pruebas unitarias con Mocha, pruebas de integración con Jest y socket io client sobre el evento real del servidor, y pruebas end to end con Playwright en Chrome en modo visible. La prueba de imagen confirma además que la imagen terminó de cargar mediante naturalWidth mayor que cero.</w:t>
+      </w:r>
+    </w:p>
+    <w:p>
+      <w:pPr>
+        <w:spacing w:before="240" w:after="120"/>
+      </w:pPr>
+      <w:r>
+        <w:rPr>
+          <w:rFonts w:ascii="Arial" w:hAnsi="Arial"/>
+          <w:b/>
+          <w:sz w:val="26"/>
+        </w:rPr>
+        <w:t>Evidencia 1 Inyección de script bloqueada</w:t>
+      </w:r>
+    </w:p>
+    <w:p>
+      <w:pPr>
+        <w:spacing w:after="120"/>
+      </w:pPr>
+      <w:r>
+        <w:rPr>
+          <w:rFonts w:ascii="Arial" w:hAnsi="Arial"/>
+          <w:sz w:val="21"/>
+        </w:rPr>
+        <w:t>El payload de script se presenta como texto en el chat. No se genera una etiqueta script y no aparece ningún diálogo de alerta.</w:t>
+      </w:r>
+    </w:p>
+    <w:p>
+      <w:pPr>
+        <w:jc w:val="center"/>
+      </w:pPr>
       <w:r>
         <w:drawing>
           <wp:inline xmlns:a="http://schemas.openxmlformats.org/drawingml/2006/main" xmlns:pic="http://schemas.openxmlformats.org/drawingml/2006/picture">
-            <wp:extent cx="5760720" cy="3240405"/>
+            <wp:extent cx="5715000" cy="3214688"/>
             <wp:docPr id="1" name="Picture 1"/>
             <wp:cNvGraphicFramePr>
               <a:graphicFrameLocks noChangeAspect="1"/>
@@ -61,7 +123,7 @@
                   <pic:spPr>
                     <a:xfrm>
                       <a:off x="0" y="0"/>
-                      <a:ext cx="5760720" cy="3240405"/>
+                      <a:ext cx="5715000" cy="3214688"/>
                     </a:xfrm>
                     <a:prstGeom prst="rect"/>
                   </pic:spPr>
@@ -73,57 +135,50 @@
       </w:r>
     </w:p>
     <w:p>
-      <w:r>
-        <w:rPr>
-          <w:rFonts w:ascii="Consolas" w:hAnsi="Consolas"/>
-          <w:sz w:val="16"/>
-        </w:rPr>
-        <w:br/>
-        <w:t>&gt; test</w:t>
-        <w:br/>
-        <w:t>&gt; mocha</w:t>
-        <w:br/>
-        <w:br/>
-        <w:br/>
-        <w:br/>
-        <w:t xml:space="preserve">  una-lib</w:t>
-        <w:br/>
-        <w:t xml:space="preserve">    √ valida teléfonos con formato permitido</w:t>
-        <w:br/>
-        <w:t xml:space="preserve">    √ acepta únicamente URLs HTTP(S) con extensión de imagen permitida</w:t>
-        <w:br/>
-        <w:t xml:space="preserve">    √ acepta URLs válidas de YouTube y obtiene el id</w:t>
-        <w:br/>
-        <w:t xml:space="preserve">    √ clasifica imágenes y videos para mostrarlos sin HTML del usuario</w:t>
-        <w:br/>
-        <w:t xml:space="preserve">    √ preserva el script como texto y no lo convierte en marcado ejecutable</w:t>
-        <w:br/>
-        <w:br/>
-        <w:br/>
-        <w:t xml:space="preserve">  5 passing (12ms)</w:t>
-        <w:br/>
-        <w:br/>
-      </w:r>
-    </w:p>
-    <w:p>
-      <w:r>
-        <w:rPr>
+      <w:pPr>
+        <w:jc w:val="center"/>
+      </w:pPr>
+      <w:r>
+        <w:rPr>
+          <w:i/>
+          <w:sz w:val="18"/>
+        </w:rPr>
+        <w:t>Figura 1. El script se conserva como texto seguro.</w:t>
+      </w:r>
+    </w:p>
+    <w:p>
+      <w:pPr>
+        <w:spacing w:before="240" w:after="120"/>
+      </w:pPr>
+      <w:r>
+        <w:rPr>
+          <w:rFonts w:ascii="Arial" w:hAnsi="Arial"/>
           <w:b/>
           <w:sz w:val="26"/>
         </w:rPr>
-        <w:t>Evidencia 2 — Pruebas unitarias</w:t>
-      </w:r>
-    </w:p>
-    <w:p>
-      <w:r>
-        <w:t>Mocha valida teléfono, imágenes, videos de YouTube, clasificación de URLs y la protección contra scripts.</w:t>
-      </w:r>
-    </w:p>
-    <w:p>
+        <w:t>Funcionamiento de imágenes y videos</w:t>
+      </w:r>
+    </w:p>
+    <w:p>
+      <w:pPr>
+        <w:spacing w:after="120"/>
+      </w:pPr>
+      <w:r>
+        <w:rPr>
+          <w:rFonts w:ascii="Arial" w:hAnsi="Arial"/>
+          <w:sz w:val="21"/>
+        </w:rPr>
+        <w:t>La captura aportada muestra una imagen renderizada y un reproductor de YouTube insertado en el mismo chat. Esta evidencia corresponde al flujo funcional de usuario.</w:t>
+      </w:r>
+    </w:p>
+    <w:p>
+      <w:pPr>
+        <w:jc w:val="center"/>
+      </w:pPr>
       <w:r>
         <w:drawing>
           <wp:inline xmlns:a="http://schemas.openxmlformats.org/drawingml/2006/main" xmlns:pic="http://schemas.openxmlformats.org/drawingml/2006/picture">
-            <wp:extent cx="5760720" cy="3240405"/>
+            <wp:extent cx="5715000" cy="2847033"/>
             <wp:docPr id="2" name="Picture 2"/>
             <wp:cNvGraphicFramePr>
               <a:graphicFrameLocks noChangeAspect="1"/>
@@ -132,7 +187,7 @@
               <a:graphicData uri="http://schemas.openxmlformats.org/drawingml/2006/picture">
                 <pic:pic>
                   <pic:nvPicPr>
-                    <pic:cNvPr id="0" name="funcionalidad-url-segura.jpg"/>
+                    <pic:cNvPr id="0" name="evidencia-funcionamiento-chat-usuario.png"/>
                     <pic:cNvPicPr/>
                   </pic:nvPicPr>
                   <pic:blipFill>
@@ -144,7 +199,7 @@
                   <pic:spPr>
                     <a:xfrm>
                       <a:off x="0" y="0"/>
-                      <a:ext cx="5760720" cy="3240405"/>
+                      <a:ext cx="5715000" cy="2847033"/>
                     </a:xfrm>
                     <a:prstGeom prst="rect"/>
                   </pic:spPr>
@@ -156,57 +211,50 @@
       </w:r>
     </w:p>
     <w:p>
-      <w:r>
-        <w:rPr>
-          <w:rFonts w:ascii="Consolas" w:hAnsi="Consolas"/>
-          <w:sz w:val="16"/>
-        </w:rPr>
-        <w:br/>
-        <w:t>&gt; test</w:t>
-        <w:br/>
-        <w:t>&gt; mocha</w:t>
-        <w:br/>
-        <w:br/>
-        <w:br/>
-        <w:br/>
-        <w:t xml:space="preserve">  una-lib</w:t>
-        <w:br/>
-        <w:t xml:space="preserve">    √ valida teléfonos con formato permitido</w:t>
-        <w:br/>
-        <w:t xml:space="preserve">    √ acepta únicamente URLs HTTP(S) con extensión de imagen permitida</w:t>
-        <w:br/>
-        <w:t xml:space="preserve">    √ acepta URLs válidas de YouTube y obtiene el id</w:t>
-        <w:br/>
-        <w:t xml:space="preserve">    √ clasifica imágenes y videos para mostrarlos sin HTML del usuario</w:t>
-        <w:br/>
-        <w:t xml:space="preserve">    √ preserva el script como texto y no lo convierte en marcado ejecutable</w:t>
-        <w:br/>
-        <w:br/>
-        <w:br/>
-        <w:t xml:space="preserve">  5 passing (12ms)</w:t>
-        <w:br/>
-        <w:br/>
-      </w:r>
-    </w:p>
-    <w:p>
-      <w:r>
-        <w:rPr>
+      <w:pPr>
+        <w:jc w:val="center"/>
+      </w:pPr>
+      <w:r>
+        <w:rPr>
+          <w:i/>
+          <w:sz w:val="18"/>
+        </w:rPr>
+        <w:t>Figura 2. Imagen y video visibles en UNA Chat.</w:t>
+      </w:r>
+    </w:p>
+    <w:p>
+      <w:pPr>
+        <w:spacing w:before="240" w:after="120"/>
+      </w:pPr>
+      <w:r>
+        <w:rPr>
+          <w:rFonts w:ascii="Arial" w:hAnsi="Arial"/>
           <w:b/>
           <w:sz w:val="26"/>
         </w:rPr>
-        <w:t>Evidencia 3 — Pruebas de integración</w:t>
-      </w:r>
-    </w:p>
-    <w:p>
-      <w:r>
-        <w:t>Jest y socket.io-client prueban el evento real del backend y la librería una-lib para imagen, video y script.</w:t>
-      </w:r>
-    </w:p>
-    <w:p>
+        <w:t>Evidencia 2 Pruebas unitarias</w:t>
+      </w:r>
+    </w:p>
+    <w:p>
+      <w:pPr>
+        <w:spacing w:after="120"/>
+      </w:pPr>
+      <w:r>
+        <w:rPr>
+          <w:rFonts w:ascii="Arial" w:hAnsi="Arial"/>
+          <w:sz w:val="21"/>
+        </w:rPr>
+        <w:t>Mocha ejecutó cinco casos: formato de teléfono, URL de imagen válida y no permitida, URL de YouTube, clasificación segura de medios y bloqueo de scripts.</w:t>
+      </w:r>
+    </w:p>
+    <w:p>
+      <w:pPr>
+        <w:jc w:val="center"/>
+      </w:pPr>
       <w:r>
         <w:drawing>
           <wp:inline xmlns:a="http://schemas.openxmlformats.org/drawingml/2006/main" xmlns:pic="http://schemas.openxmlformats.org/drawingml/2006/picture">
-            <wp:extent cx="5760720" cy="3240405"/>
+            <wp:extent cx="5715000" cy="4018359"/>
             <wp:docPr id="3" name="Picture 3"/>
             <wp:cNvGraphicFramePr>
               <a:graphicFrameLocks noChangeAspect="1"/>
@@ -215,11 +263,11 @@
               <a:graphicData uri="http://schemas.openxmlformats.org/drawingml/2006/picture">
                 <pic:pic>
                   <pic:nvPicPr>
-                    <pic:cNvPr id="0" name="funcionalidad-url-segura.jpg"/>
+                    <pic:cNvPr id="0" name="evidencia-2-unitarias.jpg"/>
                     <pic:cNvPicPr/>
                   </pic:nvPicPr>
                   <pic:blipFill>
-                    <a:blip r:embed="rId7"/>
+                    <a:blip r:embed="rId8"/>
                     <a:stretch>
                       <a:fillRect/>
                     </a:stretch>
@@ -227,7 +275,7 @@
                   <pic:spPr>
                     <a:xfrm>
                       <a:off x="0" y="0"/>
-                      <a:ext cx="5760720" cy="3240405"/>
+                      <a:ext cx="5715000" cy="4018359"/>
                     </a:xfrm>
                     <a:prstGeom prst="rect"/>
                   </pic:spPr>
@@ -239,59 +287,50 @@
       </w:r>
     </w:p>
     <w:p>
-      <w:r>
-        <w:rPr>
-          <w:rFonts w:ascii="Consolas" w:hAnsi="Consolas"/>
-          <w:sz w:val="16"/>
-        </w:rPr>
-        <w:br/>
-        <w:t>&gt; test:integration</w:t>
-        <w:br/>
-        <w:t>&gt; jest tests/integration --runInBand --env=node</w:t>
-        <w:br/>
-        <w:br/>
-        <w:t>PASS tests/integration/chat.test.js</w:t>
-        <w:br/>
-        <w:t xml:space="preserve">  integración Socket.IO: backend y una-lib</w:t>
-        <w:br/>
-        <w:t xml:space="preserve">    √ acepta y clasifica una URL de imagen válida (96 ms)</w:t>
-        <w:br/>
-        <w:t xml:space="preserve">    √ acepta y transforma una URL válida de video (30 ms)</w:t>
-        <w:br/>
-        <w:t xml:space="preserve">    √ no interpreta un script: lo devuelve como texto seguro (14 ms)</w:t>
-        <w:br/>
-        <w:br/>
-        <w:t>Test Suites: 1 passed, 1 total</w:t>
-        <w:br/>
-        <w:t>Tests:       3 passed, 3 total</w:t>
-        <w:br/>
-        <w:t>Snapshots:   0 total</w:t>
-        <w:br/>
-        <w:t>Time:        2.002 s</w:t>
-        <w:br/>
-        <w:t>Ran all test suites matching /tests\\integration/i.</w:t>
-        <w:br/>
-      </w:r>
-    </w:p>
-    <w:p>
-      <w:r>
-        <w:rPr>
+      <w:pPr>
+        <w:jc w:val="center"/>
+      </w:pPr>
+      <w:r>
+        <w:rPr>
+          <w:i/>
+          <w:sz w:val="18"/>
+        </w:rPr>
+        <w:t>Figura 3. Resultado de pruebas unitarias: 5 passing.</w:t>
+      </w:r>
+    </w:p>
+    <w:p>
+      <w:pPr>
+        <w:spacing w:before="240" w:after="120"/>
+      </w:pPr>
+      <w:r>
+        <w:rPr>
+          <w:rFonts w:ascii="Arial" w:hAnsi="Arial"/>
           <w:b/>
           <w:sz w:val="26"/>
         </w:rPr>
-        <w:t>Evidencia 4 — Pruebas end-to-end</w:t>
-      </w:r>
-    </w:p>
-    <w:p>
-      <w:r>
-        <w:t>Playwright recorre el navegador real con Chrome: muestra imagen, reproductor de video y bloquea el alert de script.</w:t>
-      </w:r>
-    </w:p>
-    <w:p>
+        <w:t>Evidencia 3 Pruebas de integración</w:t>
+      </w:r>
+    </w:p>
+    <w:p>
+      <w:pPr>
+        <w:spacing w:after="120"/>
+      </w:pPr>
+      <w:r>
+        <w:rPr>
+          <w:rFonts w:ascii="Arial" w:hAnsi="Arial"/>
+          <w:sz w:val="21"/>
+        </w:rPr>
+        <w:t>Jest y socket io client verificaron la comunicación real entre el backend y una lib. Se probaron una imagen válida, un video válido y un payload de script.</w:t>
+      </w:r>
+    </w:p>
+    <w:p>
+      <w:pPr>
+        <w:jc w:val="center"/>
+      </w:pPr>
       <w:r>
         <w:drawing>
           <wp:inline xmlns:a="http://schemas.openxmlformats.org/drawingml/2006/main" xmlns:pic="http://schemas.openxmlformats.org/drawingml/2006/picture">
-            <wp:extent cx="5760720" cy="3240405"/>
+            <wp:extent cx="5715000" cy="4018359"/>
             <wp:docPr id="4" name="Picture 4"/>
             <wp:cNvGraphicFramePr>
               <a:graphicFrameLocks noChangeAspect="1"/>
@@ -300,11 +339,11 @@
               <a:graphicData uri="http://schemas.openxmlformats.org/drawingml/2006/picture">
                 <pic:pic>
                   <pic:nvPicPr>
-                    <pic:cNvPr id="0" name="funcionalidad-url-segura.jpg"/>
+                    <pic:cNvPr id="0" name="evidencia-3-integracion.jpg"/>
                     <pic:cNvPicPr/>
                   </pic:nvPicPr>
                   <pic:blipFill>
-                    <a:blip r:embed="rId7"/>
+                    <a:blip r:embed="rId9"/>
                     <a:stretch>
                       <a:fillRect/>
                     </a:stretch>
@@ -312,7 +351,7 @@
                   <pic:spPr>
                     <a:xfrm>
                       <a:off x="0" y="0"/>
-                      <a:ext cx="5760720" cy="3240405"/>
+                      <a:ext cx="5715000" cy="4018359"/>
                     </a:xfrm>
                     <a:prstGeom prst="rect"/>
                   </pic:spPr>
@@ -324,52 +363,128 @@
       </w:r>
     </w:p>
     <w:p>
-      <w:r>
-        <w:rPr>
-          <w:rFonts w:ascii="Consolas" w:hAnsi="Consolas"/>
-          <w:sz w:val="16"/>
-        </w:rPr>
-        <w:br/>
-        <w:t>Running 3 tests using 1 worker</w:t>
-        <w:br/>
-        <w:br/>
-        <w:t xml:space="preserve">  ok 1 [chromium] › tests\e2e\chat.spec.js:11:1 › muestra una imagen válida en el chat (1.8s)</w:t>
-        <w:br/>
-        <w:t xml:space="preserve">  ok 2 [chromium] › tests\e2e\chat.spec.js:18:1 › muestra el reproductor para un video válido de YouTube (854ms)</w:t>
-        <w:br/>
-        <w:t xml:space="preserve">  ok 3 [chromium] › tests\e2e\chat.spec.js:25:1 › no abre un alert ni interpreta scripts enviados por el usuario (897ms)</w:t>
-        <w:br/>
-        <w:br/>
-        <w:t xml:space="preserve">  3 passed (7.5s)</w:t>
-        <w:br/>
-        <w:t>[WebServer] (node:25516) Warning: The 'NO_COLOR' env is ignored due to the 'FORCE_COLOR' env being set.</w:t>
-        <w:br/>
-        <w:t>[WebServer] (Use `node --trace-warnings ...` to show where the warning was created)</w:t>
-        <w:br/>
-        <w:t>(node:8648) Warning: The 'NO_COLOR' env is ignored due to the 'FORCE_COLOR' env being set.</w:t>
-        <w:br/>
-        <w:t>(Use `node --trace-warnings ...` to show where the warning was created)</w:t>
-        <w:br/>
-      </w:r>
-    </w:p>
-    <w:p>
-      <w:r>
-        <w:rPr>
+      <w:pPr>
+        <w:jc w:val="center"/>
+      </w:pPr>
+      <w:r>
+        <w:rPr>
+          <w:i/>
+          <w:sz w:val="18"/>
+        </w:rPr>
+        <w:t>Figura 4. Resultado de integración: 3 pruebas aprobadas.</w:t>
+      </w:r>
+    </w:p>
+    <w:p>
+      <w:pPr>
+        <w:spacing w:before="240" w:after="120"/>
+      </w:pPr>
+      <w:r>
+        <w:rPr>
+          <w:rFonts w:ascii="Arial" w:hAnsi="Arial"/>
           <w:b/>
           <w:sz w:val="26"/>
         </w:rPr>
-        <w:t>Cambios implementados</w:t>
-      </w:r>
-    </w:p>
-    <w:p>
-      <w:r>
-        <w:t>• Se sustituyó la inserción de HTML de usuario por nodos DOM y textContent.</w:t>
-        <w:br/>
-        <w:t>• Las imágenes se limitan a URLs HTTP(S) con extensiones permitidas.</w:t>
-        <w:br/>
-        <w:t>• Los videos se limitan a enlaces válidos de YouTube y se convierten a una URL embed controlada.</w:t>
-        <w:br/>
-        <w:t>• Se añadieron suites Mocha, Jest/Socket.IO y Playwright.</w:t>
+        <w:t>Evidencia 4 Pruebas end to end</w:t>
+      </w:r>
+    </w:p>
+    <w:p>
+      <w:pPr>
+        <w:spacing w:after="120"/>
+      </w:pPr>
+      <w:r>
+        <w:rPr>
+          <w:rFonts w:ascii="Arial" w:hAnsi="Arial"/>
+          <w:sz w:val="21"/>
+        </w:rPr>
+        <w:t>Playwright ejecutó Chrome en modo visible. Se comprobó la carga real de una imagen, la inserción del reproductor de YouTube y la ausencia de alertas ante un script enviado por el chat.</w:t>
+      </w:r>
+    </w:p>
+    <w:p>
+      <w:pPr>
+        <w:jc w:val="center"/>
+      </w:pPr>
+      <w:r>
+        <w:drawing>
+          <wp:inline xmlns:a="http://schemas.openxmlformats.org/drawingml/2006/main" xmlns:pic="http://schemas.openxmlformats.org/drawingml/2006/picture">
+            <wp:extent cx="5715000" cy="4018359"/>
+            <wp:docPr id="5" name="Picture 5"/>
+            <wp:cNvGraphicFramePr>
+              <a:graphicFrameLocks noChangeAspect="1"/>
+            </wp:cNvGraphicFramePr>
+            <a:graphic>
+              <a:graphicData uri="http://schemas.openxmlformats.org/drawingml/2006/picture">
+                <pic:pic>
+                  <pic:nvPicPr>
+                    <pic:cNvPr id="0" name="evidencia-4-e2e.jpg"/>
+                    <pic:cNvPicPr/>
+                  </pic:nvPicPr>
+                  <pic:blipFill>
+                    <a:blip r:embed="rId10"/>
+                    <a:stretch>
+                      <a:fillRect/>
+                    </a:stretch>
+                  </pic:blipFill>
+                  <pic:spPr>
+                    <a:xfrm>
+                      <a:off x="0" y="0"/>
+                      <a:ext cx="5715000" cy="4018359"/>
+                    </a:xfrm>
+                    <a:prstGeom prst="rect"/>
+                  </pic:spPr>
+                </pic:pic>
+              </a:graphicData>
+            </a:graphic>
+          </wp:inline>
+        </w:drawing>
+      </w:r>
+    </w:p>
+    <w:p>
+      <w:pPr>
+        <w:jc w:val="center"/>
+      </w:pPr>
+      <w:r>
+        <w:rPr>
+          <w:i/>
+          <w:sz w:val="18"/>
+        </w:rPr>
+        <w:t>Figura 5. Resultado end to end: 3 pruebas aprobadas.</w:t>
+      </w:r>
+    </w:p>
+    <w:p>
+      <w:pPr>
+        <w:spacing w:before="240" w:after="120"/>
+      </w:pPr>
+      <w:r>
+        <w:rPr>
+          <w:rFonts w:ascii="Arial" w:hAnsi="Arial"/>
+          <w:b/>
+          <w:sz w:val="26"/>
+        </w:rPr>
+        <w:t>Resultados finales</w:t>
+      </w:r>
+    </w:p>
+    <w:p>
+      <w:pPr>
+        <w:spacing w:after="120"/>
+      </w:pPr>
+      <w:r>
+        <w:rPr>
+          <w:rFonts w:ascii="Arial" w:hAnsi="Arial"/>
+          <w:sz w:val="21"/>
+        </w:rPr>
+        <w:t>Pruebas unitarias: 5 aprobadas. Pruebas de integración: 3 aprobadas. Pruebas end to end: 3 aprobadas. Todas las evidencias corresponden a ejecuciones locales del proyecto.</w:t>
+      </w:r>
+    </w:p>
+    <w:p>
+      <w:pPr>
+        <w:spacing w:after="120"/>
+      </w:pPr>
+      <w:r>
+        <w:rPr>
+          <w:rFonts w:ascii="Arial" w:hAnsi="Arial"/>
+          <w:sz w:val="21"/>
+        </w:rPr>
+        <w:t>Pendiente de entrega: agregar el enlace del repositorio GitHub en repositorio.txt, según corresponda.</w:t>
       </w:r>
     </w:p>
     <w:sectPr>
